--- a/docs/ugc-scripts/אווטאר 1 - מתנה לאמא - תיקונים.docx
+++ b/docs/ugc-scripts/אווטאר 1 - מתנה לאמא - תיקונים.docx
@@ -6,7 +6,7 @@
       <w:pPr>
         <w:bidi w:val="1"/>
         <w:spacing w:after="120" w:before="0" w:line="300" w:lineRule="auto"/>
-        <w:jc w:val="right"/>
+        <w:jc w:val="center"/>
       </w:pPr>
       <w:r>
         <w:rPr>
@@ -24,7 +24,7 @@
       <w:pPr>
         <w:bidi w:val="1"/>
         <w:spacing w:after="280" w:before="0" w:line="300" w:lineRule="auto"/>
-        <w:jc w:val="right"/>
+        <w:jc w:val="left"/>
       </w:pPr>
       <w:r>
         <w:rPr>
@@ -41,7 +41,7 @@
       <w:pPr>
         <w:bidi w:val="1"/>
         <w:spacing w:after="120" w:before="0" w:line="300" w:lineRule="auto"/>
-        <w:jc w:val="right"/>
+        <w:jc w:val="center"/>
       </w:pPr>
       <w:r>
         <w:rPr>
@@ -60,7 +60,7 @@
       <w:pPr>
         <w:bidi w:val="1"/>
         <w:spacing w:after="40" w:before="120" w:line="300" w:lineRule="auto"/>
-        <w:jc w:val="right"/>
+        <w:jc w:val="left"/>
       </w:pPr>
       <w:r>
         <w:rPr>
@@ -78,7 +78,7 @@
       <w:pPr>
         <w:bidi w:val="1"/>
         <w:spacing w:after="80" w:line="300" w:lineRule="auto"/>
-        <w:jc w:val="right"/>
+        <w:jc w:val="left"/>
       </w:pPr>
       <w:r>
         <w:rPr>
@@ -106,7 +106,7 @@
       <w:pPr>
         <w:bidi w:val="1"/>
         <w:spacing w:after="80" w:line="300" w:lineRule="auto"/>
-        <w:jc w:val="right"/>
+        <w:jc w:val="left"/>
       </w:pPr>
       <w:r>
         <w:rPr>
@@ -134,7 +134,7 @@
       <w:pPr>
         <w:bidi w:val="1"/>
         <w:spacing w:after="40" w:before="120" w:line="300" w:lineRule="auto"/>
-        <w:jc w:val="right"/>
+        <w:jc w:val="left"/>
       </w:pPr>
       <w:r>
         <w:rPr>
@@ -152,7 +152,7 @@
       <w:pPr>
         <w:bidi w:val="1"/>
         <w:spacing w:after="80" w:line="300" w:lineRule="auto"/>
-        <w:jc w:val="right"/>
+        <w:jc w:val="left"/>
       </w:pPr>
       <w:r>
         <w:rPr>
@@ -180,7 +180,7 @@
       <w:pPr>
         <w:bidi w:val="1"/>
         <w:spacing w:after="80" w:line="300" w:lineRule="auto"/>
-        <w:jc w:val="right"/>
+        <w:jc w:val="left"/>
       </w:pPr>
       <w:r>
         <w:rPr>
@@ -208,7 +208,7 @@
       <w:pPr>
         <w:bidi w:val="1"/>
         <w:spacing w:after="40" w:before="120" w:line="300" w:lineRule="auto"/>
-        <w:jc w:val="right"/>
+        <w:jc w:val="left"/>
       </w:pPr>
       <w:r>
         <w:rPr>
@@ -226,7 +226,7 @@
       <w:pPr>
         <w:bidi w:val="1"/>
         <w:spacing w:after="80" w:line="300" w:lineRule="auto"/>
-        <w:jc w:val="right"/>
+        <w:jc w:val="left"/>
       </w:pPr>
       <w:r>
         <w:rPr>
@@ -254,7 +254,7 @@
       <w:pPr>
         <w:bidi w:val="1"/>
         <w:spacing w:after="80" w:line="300" w:lineRule="auto"/>
-        <w:jc w:val="right"/>
+        <w:jc w:val="left"/>
       </w:pPr>
       <w:r>
         <w:rPr>
@@ -282,7 +282,7 @@
       <w:pPr>
         <w:bidi w:val="1"/>
         <w:spacing w:after="40" w:before="120" w:line="300" w:lineRule="auto"/>
-        <w:jc w:val="right"/>
+        <w:jc w:val="left"/>
       </w:pPr>
       <w:r>
         <w:rPr>
@@ -300,7 +300,7 @@
       <w:pPr>
         <w:bidi w:val="1"/>
         <w:spacing w:after="80" w:line="300" w:lineRule="auto"/>
-        <w:jc w:val="right"/>
+        <w:jc w:val="left"/>
       </w:pPr>
       <w:r>
         <w:rPr>
@@ -328,7 +328,7 @@
       <w:pPr>
         <w:bidi w:val="1"/>
         <w:spacing w:after="80" w:line="300" w:lineRule="auto"/>
-        <w:jc w:val="right"/>
+        <w:jc w:val="left"/>
       </w:pPr>
       <w:r>
         <w:rPr>
@@ -356,7 +356,7 @@
       <w:pPr>
         <w:bidi w:val="1"/>
         <w:spacing w:after="40" w:before="120" w:line="300" w:lineRule="auto"/>
-        <w:jc w:val="right"/>
+        <w:jc w:val="left"/>
       </w:pPr>
       <w:r>
         <w:rPr>
@@ -374,7 +374,7 @@
       <w:pPr>
         <w:bidi w:val="1"/>
         <w:spacing w:after="80" w:line="300" w:lineRule="auto"/>
-        <w:jc w:val="right"/>
+        <w:jc w:val="left"/>
       </w:pPr>
       <w:r>
         <w:rPr>
@@ -402,7 +402,7 @@
       <w:pPr>
         <w:bidi w:val="1"/>
         <w:spacing w:after="80" w:line="300" w:lineRule="auto"/>
-        <w:jc w:val="right"/>
+        <w:jc w:val="left"/>
       </w:pPr>
       <w:r>
         <w:rPr>
@@ -430,7 +430,7 @@
       <w:pPr>
         <w:bidi w:val="1"/>
         <w:spacing w:after="40" w:before="120" w:line="300" w:lineRule="auto"/>
-        <w:jc w:val="right"/>
+        <w:jc w:val="left"/>
       </w:pPr>
       <w:r>
         <w:rPr>
@@ -448,7 +448,7 @@
       <w:pPr>
         <w:bidi w:val="1"/>
         <w:spacing w:after="80" w:line="300" w:lineRule="auto"/>
-        <w:jc w:val="right"/>
+        <w:jc w:val="left"/>
       </w:pPr>
       <w:r>
         <w:rPr>
@@ -476,7 +476,7 @@
       <w:pPr>
         <w:bidi w:val="1"/>
         <w:spacing w:after="80" w:line="300" w:lineRule="auto"/>
-        <w:jc w:val="right"/>
+        <w:jc w:val="left"/>
       </w:pPr>
       <w:r>
         <w:rPr>
@@ -504,7 +504,7 @@
       <w:pPr>
         <w:bidi w:val="1"/>
         <w:spacing w:after="120" w:before="280" w:line="300" w:lineRule="auto"/>
-        <w:jc w:val="right"/>
+        <w:jc w:val="center"/>
       </w:pPr>
       <w:r>
         <w:rPr>
@@ -523,7 +523,7 @@
       <w:pPr>
         <w:bidi w:val="1"/>
         <w:spacing w:after="160" w:before="0" w:line="300" w:lineRule="auto"/>
-        <w:jc w:val="right"/>
+        <w:jc w:val="left"/>
       </w:pPr>
       <w:r>
         <w:rPr>
@@ -540,7 +540,7 @@
       <w:pPr>
         <w:bidi w:val="1"/>
         <w:spacing w:after="160" w:before="0" w:line="300" w:lineRule="auto"/>
-        <w:jc w:val="right"/>
+        <w:jc w:val="left"/>
       </w:pPr>
       <w:r>
         <w:rPr>
@@ -557,7 +557,7 @@
       <w:pPr>
         <w:bidi w:val="1"/>
         <w:spacing w:after="160" w:before="0" w:line="300" w:lineRule="auto"/>
-        <w:jc w:val="right"/>
+        <w:jc w:val="left"/>
       </w:pPr>
       <w:r>
         <w:rPr>
@@ -574,7 +574,7 @@
       <w:pPr>
         <w:bidi w:val="1"/>
         <w:spacing w:after="160" w:before="0" w:line="300" w:lineRule="auto"/>
-        <w:jc w:val="right"/>
+        <w:jc w:val="left"/>
       </w:pPr>
       <w:r>
         <w:rPr>
@@ -592,6 +592,7 @@
       <w:pgMar w:top="1120" w:right="1280" w:bottom="1120" w:left="1280" w:header="720" w:footer="720" w:gutter="0"/>
       <w:cols w:space="720"/>
       <w:docGrid w:linePitch="360"/>
+      <w:bidi/>
     </w:sectPr>
   </w:body>
 </w:document>
@@ -960,6 +961,9 @@
     <w:name w:val="Normal"/>
     <w:qFormat/>
     <w:rsid w:val="00FC693F"/>
+    <w:pPr>
+      <w:bidi/>
+    </w:pPr>
     <w:rPr>
       <w:rFonts w:ascii="Arial" w:hAnsi="Arial" w:cs="Arial" w:eastAsia="Arial"/>
       <w:sz w:val="24"/>
